--- a/assets/about/Sophia Wang Resume.docx
+++ b/assets/about/Sophia Wang Resume.docx
@@ -623,624 +623,6 @@
           </mc:Fallback>
         </mc:AlternateContent>
       </w:r>
-    </w:p>
-    <w:p>
-      <w:pPr>
-        <w:rPr>
-          <w:b/>
-          <w:color w:val="000000" w:themeColor="text1"/>
-          <w:sz w:val="20"/>
-          <w:szCs w:val="20"/>
-        </w:rPr>
-      </w:pPr>
-      <w:r>
-        <w:rPr>
-          <w:b/>
-          <w:color w:val="000000" w:themeColor="text1"/>
-          <w:sz w:val="20"/>
-          <w:szCs w:val="20"/>
-        </w:rPr>
-        <w:t>Gelephu Mindfulness City (GMC)</w:t>
-      </w:r>
-      <w:r>
-        <w:rPr>
-          <w:b/>
-          <w:color w:val="000000" w:themeColor="text1"/>
-          <w:sz w:val="20"/>
-          <w:szCs w:val="20"/>
-        </w:rPr>
-        <w:tab/>
-      </w:r>
-      <w:r>
-        <w:rPr>
-          <w:b/>
-          <w:color w:val="000000" w:themeColor="text1"/>
-          <w:sz w:val="20"/>
-          <w:szCs w:val="20"/>
-        </w:rPr>
-        <w:tab/>
-      </w:r>
-      <w:r>
-        <w:rPr>
-          <w:b/>
-          <w:color w:val="000000" w:themeColor="text1"/>
-          <w:sz w:val="20"/>
-          <w:szCs w:val="20"/>
-        </w:rPr>
-        <w:tab/>
-      </w:r>
-      <w:r>
-        <w:rPr>
-          <w:b/>
-          <w:color w:val="000000" w:themeColor="text1"/>
-          <w:sz w:val="20"/>
-          <w:szCs w:val="20"/>
-        </w:rPr>
-        <w:tab/>
-      </w:r>
-      <w:r>
-        <w:rPr>
-          <w:b/>
-          <w:color w:val="000000" w:themeColor="text1"/>
-          <w:sz w:val="20"/>
-          <w:szCs w:val="20"/>
-        </w:rPr>
-        <w:tab/>
-      </w:r>
-      <w:r>
-        <w:rPr>
-          <w:b/>
-          <w:color w:val="000000" w:themeColor="text1"/>
-          <w:sz w:val="20"/>
-          <w:szCs w:val="20"/>
-        </w:rPr>
-        <w:tab/>
-      </w:r>
-      <w:r>
-        <w:rPr>
-          <w:b/>
-          <w:color w:val="000000" w:themeColor="text1"/>
-          <w:sz w:val="20"/>
-          <w:szCs w:val="20"/>
-        </w:rPr>
-        <w:tab/>
-      </w:r>
-      <w:r>
-        <w:rPr>
-          <w:b/>
-          <w:color w:val="000000" w:themeColor="text1"/>
-          <w:sz w:val="20"/>
-          <w:szCs w:val="20"/>
-        </w:rPr>
-        <w:tab/>
-      </w:r>
-      <w:r>
-        <w:rPr>
-          <w:b/>
-          <w:color w:val="000000" w:themeColor="text1"/>
-          <w:sz w:val="20"/>
-          <w:szCs w:val="20"/>
-        </w:rPr>
-        <w:tab/>
-      </w:r>
-      <w:r>
-        <w:rPr>
-          <w:b/>
-          <w:color w:val="000000" w:themeColor="text1"/>
-          <w:sz w:val="20"/>
-          <w:szCs w:val="20"/>
-        </w:rPr>
-        <w:t xml:space="preserve">      Thimphu, Bhutan</w:t>
-      </w:r>
-    </w:p>
-    <w:p>
-      <w:pPr>
-        <w:rPr>
-          <w:bCs/>
-          <w:color w:val="000000" w:themeColor="text1"/>
-          <w:sz w:val="20"/>
-          <w:szCs w:val="20"/>
-        </w:rPr>
-      </w:pPr>
-      <w:r>
-        <w:rPr>
-          <w:bCs/>
-          <w:color w:val="000000" w:themeColor="text1"/>
-          <w:sz w:val="20"/>
-          <w:szCs w:val="20"/>
-        </w:rPr>
-        <w:t>Policy Analyst, Sustainability and Digital Architecture</w:t>
-      </w:r>
-      <w:r>
-        <w:rPr>
-          <w:b/>
-          <w:color w:val="000000" w:themeColor="text1"/>
-          <w:sz w:val="20"/>
-          <w:szCs w:val="20"/>
-        </w:rPr>
-        <w:t xml:space="preserve"> </w:t>
-      </w:r>
-      <w:r>
-        <w:rPr>
-          <w:b/>
-          <w:color w:val="000000" w:themeColor="text1"/>
-          <w:sz w:val="20"/>
-          <w:szCs w:val="20"/>
-        </w:rPr>
-        <w:tab/>
-      </w:r>
-      <w:r>
-        <w:rPr>
-          <w:b/>
-          <w:color w:val="000000" w:themeColor="text1"/>
-          <w:sz w:val="20"/>
-          <w:szCs w:val="20"/>
-        </w:rPr>
-        <w:tab/>
-        <w:t xml:space="preserve">     </w:t>
-      </w:r>
-      <w:r>
-        <w:rPr>
-          <w:b/>
-          <w:color w:val="000000" w:themeColor="text1"/>
-          <w:sz w:val="20"/>
-          <w:szCs w:val="20"/>
-        </w:rPr>
-        <w:t xml:space="preserve">   </w:t>
-      </w:r>
-      <w:r>
-        <w:rPr>
-          <w:b/>
-          <w:color w:val="000000" w:themeColor="text1"/>
-          <w:sz w:val="20"/>
-          <w:szCs w:val="20"/>
-        </w:rPr>
-        <w:t xml:space="preserve"> </w:t>
-      </w:r>
-      <w:r>
-        <w:rPr>
-          <w:b/>
-          <w:color w:val="000000" w:themeColor="text1"/>
-          <w:sz w:val="20"/>
-          <w:szCs w:val="20"/>
-        </w:rPr>
-        <w:tab/>
-      </w:r>
-      <w:r>
-        <w:rPr>
-          <w:b/>
-          <w:color w:val="000000" w:themeColor="text1"/>
-          <w:sz w:val="20"/>
-          <w:szCs w:val="20"/>
-        </w:rPr>
-        <w:tab/>
-      </w:r>
-      <w:r>
-        <w:rPr>
-          <w:b/>
-          <w:color w:val="000000" w:themeColor="text1"/>
-          <w:sz w:val="20"/>
-          <w:szCs w:val="20"/>
-        </w:rPr>
-        <w:tab/>
-      </w:r>
-      <w:r>
-        <w:rPr>
-          <w:b/>
-          <w:color w:val="000000" w:themeColor="text1"/>
-          <w:sz w:val="20"/>
-          <w:szCs w:val="20"/>
-        </w:rPr>
-        <w:tab/>
-      </w:r>
-      <w:r>
-        <w:rPr>
-          <w:b/>
-          <w:color w:val="000000" w:themeColor="text1"/>
-          <w:sz w:val="20"/>
-          <w:szCs w:val="20"/>
-        </w:rPr>
-        <w:tab/>
-        <w:t xml:space="preserve">  </w:t>
-      </w:r>
-      <w:r>
-        <w:rPr>
-          <w:bCs/>
-          <w:color w:val="000000" w:themeColor="text1"/>
-          <w:sz w:val="20"/>
-          <w:szCs w:val="20"/>
-        </w:rPr>
-        <w:t>March 2025 – present</w:t>
-      </w:r>
-    </w:p>
-    <w:p>
-      <w:pPr>
-        <w:pStyle w:val="NormalWeb"/>
-        <w:numPr>
-          <w:ilvl w:val="0"/>
-          <w:numId w:val="9"/>
-        </w:numPr>
-        <w:spacing w:before="0" w:beforeAutospacing="0" w:after="0" w:afterAutospacing="0"/>
-        <w:rPr>
-          <w:sz w:val="20"/>
-          <w:szCs w:val="20"/>
-        </w:rPr>
-      </w:pPr>
-      <w:r>
-        <w:rPr>
-          <w:sz w:val="20"/>
-          <w:szCs w:val="20"/>
-        </w:rPr>
-        <w:t xml:space="preserve">Writing sandbox policy briefs for sustainability and digital innovation for His Majesty </w:t>
-      </w:r>
-      <w:r>
-        <w:rPr>
-          <w:sz w:val="20"/>
-          <w:szCs w:val="20"/>
-        </w:rPr>
-        <w:t>Jigme Khesar Namgyel Wangchuck</w:t>
-      </w:r>
-    </w:p>
-    <w:p>
-      <w:pPr>
-        <w:rPr>
-          <w:b/>
-          <w:color w:val="000000" w:themeColor="text1"/>
-          <w:sz w:val="20"/>
-          <w:szCs w:val="20"/>
-        </w:rPr>
-      </w:pPr>
-    </w:p>
-    <w:p>
-      <w:pPr>
-        <w:rPr>
-          <w:b/>
-          <w:color w:val="000000" w:themeColor="text1"/>
-          <w:sz w:val="20"/>
-          <w:szCs w:val="20"/>
-        </w:rPr>
-      </w:pPr>
-      <w:r>
-        <w:rPr>
-          <w:b/>
-          <w:color w:val="000000" w:themeColor="text1"/>
-          <w:sz w:val="20"/>
-          <w:szCs w:val="20"/>
-        </w:rPr>
-        <w:t>Chiba Institute of Technology</w:t>
-      </w:r>
-      <w:r>
-        <w:rPr>
-          <w:b/>
-          <w:color w:val="000000" w:themeColor="text1"/>
-          <w:sz w:val="20"/>
-          <w:szCs w:val="20"/>
-        </w:rPr>
-        <w:t xml:space="preserve"> (CIT)</w:t>
-      </w:r>
-      <w:r>
-        <w:rPr>
-          <w:b/>
-          <w:color w:val="000000" w:themeColor="text1"/>
-          <w:sz w:val="20"/>
-          <w:szCs w:val="20"/>
-        </w:rPr>
-        <w:t>, Joi Ito</w:t>
-      </w:r>
-      <w:r>
-        <w:rPr>
-          <w:b/>
-          <w:color w:val="000000" w:themeColor="text1"/>
-          <w:sz w:val="20"/>
-          <w:szCs w:val="20"/>
-        </w:rPr>
-        <w:tab/>
-      </w:r>
-      <w:r>
-        <w:rPr>
-          <w:b/>
-          <w:color w:val="000000" w:themeColor="text1"/>
-          <w:sz w:val="20"/>
-          <w:szCs w:val="20"/>
-        </w:rPr>
-        <w:tab/>
-      </w:r>
-      <w:r>
-        <w:rPr>
-          <w:b/>
-          <w:color w:val="000000" w:themeColor="text1"/>
-          <w:sz w:val="20"/>
-          <w:szCs w:val="20"/>
-        </w:rPr>
-        <w:tab/>
-      </w:r>
-      <w:r>
-        <w:rPr>
-          <w:b/>
-          <w:color w:val="000000" w:themeColor="text1"/>
-          <w:sz w:val="20"/>
-          <w:szCs w:val="20"/>
-        </w:rPr>
-        <w:tab/>
-      </w:r>
-      <w:r>
-        <w:rPr>
-          <w:b/>
-          <w:color w:val="000000" w:themeColor="text1"/>
-          <w:sz w:val="20"/>
-          <w:szCs w:val="20"/>
-        </w:rPr>
-        <w:tab/>
-      </w:r>
-      <w:r>
-        <w:rPr>
-          <w:b/>
-          <w:color w:val="000000" w:themeColor="text1"/>
-          <w:sz w:val="20"/>
-          <w:szCs w:val="20"/>
-        </w:rPr>
-        <w:tab/>
-      </w:r>
-      <w:r>
-        <w:rPr>
-          <w:b/>
-          <w:color w:val="000000" w:themeColor="text1"/>
-          <w:sz w:val="20"/>
-          <w:szCs w:val="20"/>
-        </w:rPr>
-        <w:tab/>
-      </w:r>
-      <w:r>
-        <w:rPr>
-          <w:b/>
-          <w:color w:val="000000" w:themeColor="text1"/>
-          <w:sz w:val="20"/>
-          <w:szCs w:val="20"/>
-        </w:rPr>
-        <w:tab/>
-      </w:r>
-      <w:r>
-        <w:rPr>
-          <w:b/>
-          <w:color w:val="000000" w:themeColor="text1"/>
-          <w:sz w:val="20"/>
-          <w:szCs w:val="20"/>
-        </w:rPr>
-        <w:tab/>
-      </w:r>
-      <w:r>
-        <w:rPr>
-          <w:b/>
-          <w:color w:val="000000" w:themeColor="text1"/>
-          <w:sz w:val="20"/>
-          <w:szCs w:val="20"/>
-        </w:rPr>
-        <w:t>Chiba, Japan</w:t>
-      </w:r>
-    </w:p>
-    <w:p>
-      <w:pPr>
-        <w:rPr>
-          <w:bCs/>
-          <w:color w:val="000000" w:themeColor="text1"/>
-          <w:sz w:val="20"/>
-          <w:szCs w:val="20"/>
-        </w:rPr>
-      </w:pPr>
-      <w:r>
-        <w:rPr>
-          <w:bCs/>
-          <w:color w:val="000000" w:themeColor="text1"/>
-          <w:sz w:val="20"/>
-          <w:szCs w:val="20"/>
-        </w:rPr>
-        <w:t>Research Analyst</w:t>
-      </w:r>
-      <w:r>
-        <w:rPr>
-          <w:b/>
-          <w:color w:val="000000" w:themeColor="text1"/>
-          <w:sz w:val="20"/>
-          <w:szCs w:val="20"/>
-        </w:rPr>
-        <w:t xml:space="preserve"> </w:t>
-      </w:r>
-      <w:r>
-        <w:rPr>
-          <w:b/>
-          <w:color w:val="000000" w:themeColor="text1"/>
-          <w:sz w:val="20"/>
-          <w:szCs w:val="20"/>
-        </w:rPr>
-        <w:tab/>
-      </w:r>
-      <w:r>
-        <w:rPr>
-          <w:b/>
-          <w:color w:val="000000" w:themeColor="text1"/>
-          <w:sz w:val="20"/>
-          <w:szCs w:val="20"/>
-        </w:rPr>
-        <w:tab/>
-      </w:r>
-      <w:r>
-        <w:rPr>
-          <w:b/>
-          <w:color w:val="000000" w:themeColor="text1"/>
-          <w:sz w:val="20"/>
-          <w:szCs w:val="20"/>
-        </w:rPr>
-        <w:tab/>
-      </w:r>
-      <w:r>
-        <w:rPr>
-          <w:b/>
-          <w:color w:val="000000" w:themeColor="text1"/>
-          <w:sz w:val="20"/>
-          <w:szCs w:val="20"/>
-        </w:rPr>
-        <w:tab/>
-      </w:r>
-      <w:r>
-        <w:rPr>
-          <w:b/>
-          <w:color w:val="000000" w:themeColor="text1"/>
-          <w:sz w:val="20"/>
-          <w:szCs w:val="20"/>
-        </w:rPr>
-        <w:tab/>
-      </w:r>
-      <w:r>
-        <w:rPr>
-          <w:b/>
-          <w:color w:val="000000" w:themeColor="text1"/>
-          <w:sz w:val="20"/>
-          <w:szCs w:val="20"/>
-        </w:rPr>
-        <w:tab/>
-      </w:r>
-      <w:r>
-        <w:rPr>
-          <w:b/>
-          <w:color w:val="000000" w:themeColor="text1"/>
-          <w:sz w:val="20"/>
-          <w:szCs w:val="20"/>
-        </w:rPr>
-        <w:tab/>
-        <w:t xml:space="preserve">     </w:t>
-      </w:r>
-      <w:r>
-        <w:rPr>
-          <w:b/>
-          <w:color w:val="000000" w:themeColor="text1"/>
-          <w:sz w:val="20"/>
-          <w:szCs w:val="20"/>
-        </w:rPr>
-        <w:t xml:space="preserve">   </w:t>
-      </w:r>
-      <w:r>
-        <w:rPr>
-          <w:b/>
-          <w:color w:val="000000" w:themeColor="text1"/>
-          <w:sz w:val="20"/>
-          <w:szCs w:val="20"/>
-        </w:rPr>
-        <w:t xml:space="preserve"> </w:t>
-      </w:r>
-      <w:r>
-        <w:rPr>
-          <w:b/>
-          <w:color w:val="000000" w:themeColor="text1"/>
-          <w:sz w:val="20"/>
-          <w:szCs w:val="20"/>
-        </w:rPr>
-        <w:tab/>
-      </w:r>
-      <w:r>
-        <w:rPr>
-          <w:b/>
-          <w:color w:val="000000" w:themeColor="text1"/>
-          <w:sz w:val="20"/>
-          <w:szCs w:val="20"/>
-        </w:rPr>
-        <w:tab/>
-      </w:r>
-      <w:r>
-        <w:rPr>
-          <w:b/>
-          <w:color w:val="000000" w:themeColor="text1"/>
-          <w:sz w:val="20"/>
-          <w:szCs w:val="20"/>
-        </w:rPr>
-        <w:tab/>
-      </w:r>
-      <w:r>
-        <w:rPr>
-          <w:b/>
-          <w:color w:val="000000" w:themeColor="text1"/>
-          <w:sz w:val="20"/>
-          <w:szCs w:val="20"/>
-        </w:rPr>
-        <w:tab/>
-        <w:t xml:space="preserve">  </w:t>
-      </w:r>
-      <w:r>
-        <w:rPr>
-          <w:bCs/>
-          <w:color w:val="000000" w:themeColor="text1"/>
-          <w:sz w:val="20"/>
-          <w:szCs w:val="20"/>
-        </w:rPr>
-        <w:t>March 2025 – present</w:t>
-      </w:r>
-    </w:p>
-    <w:p>
-      <w:pPr>
-        <w:pStyle w:val="NormalWeb"/>
-        <w:numPr>
-          <w:ilvl w:val="0"/>
-          <w:numId w:val="9"/>
-        </w:numPr>
-        <w:spacing w:before="0" w:beforeAutospacing="0" w:after="0" w:afterAutospacing="0"/>
-        <w:rPr>
-          <w:b/>
-          <w:color w:val="000000" w:themeColor="text1"/>
-          <w:sz w:val="20"/>
-          <w:szCs w:val="20"/>
-        </w:rPr>
-      </w:pPr>
-      <w:r>
-        <w:rPr>
-          <w:sz w:val="20"/>
-          <w:szCs w:val="20"/>
-        </w:rPr>
-        <w:t xml:space="preserve">Developing founding </w:t>
-      </w:r>
-      <w:r>
-        <w:rPr>
-          <w:sz w:val="20"/>
-          <w:szCs w:val="20"/>
-        </w:rPr>
-        <w:t>working principles,</w:t>
-      </w:r>
-      <w:r>
-        <w:rPr>
-          <w:sz w:val="20"/>
-          <w:szCs w:val="20"/>
-        </w:rPr>
-        <w:t xml:space="preserve"> funding scheme, and </w:t>
-      </w:r>
-      <w:r>
-        <w:rPr>
-          <w:sz w:val="20"/>
-          <w:szCs w:val="20"/>
-        </w:rPr>
-        <w:t>exploratory research</w:t>
-      </w:r>
-      <w:r>
-        <w:rPr>
-          <w:sz w:val="20"/>
-          <w:szCs w:val="20"/>
-        </w:rPr>
-        <w:t xml:space="preserve"> areas </w:t>
-      </w:r>
-      <w:r>
-        <w:rPr>
-          <w:sz w:val="20"/>
-          <w:szCs w:val="20"/>
-        </w:rPr>
-        <w:t>for School of Design and Science (SDS)</w:t>
-      </w:r>
-    </w:p>
-    <w:p>
-      <w:pPr>
-        <w:rPr>
-          <w:b/>
-          <w:color w:val="000000" w:themeColor="text1"/>
-          <w:sz w:val="20"/>
-          <w:szCs w:val="20"/>
-        </w:rPr>
-      </w:pPr>
     </w:p>
     <w:p>
       <w:pPr>
